--- a/Stakeholder register.docx
+++ b/Stakeholder register.docx
@@ -558,7 +558,7 @@
               <w:rPr>
                 <w:lang w:val="en-NZ"/>
               </w:rPr>
-              <w:t>System must function correctly and meet project requirements</w:t>
+              <w:t>Website pages, navigation links and GitHub deployment must function correctly without errors.</w:t>
             </w:r>
           </w:p>
         </w:tc>
@@ -785,19 +785,11 @@
                 <w:lang w:val="en-NZ"/>
               </w:rPr>
             </w:pPr>
-            <w:proofErr w:type="gramStart"/>
-            <w:r>
-              <w:rPr>
-                <w:lang w:val="en-US"/>
-              </w:rPr>
-              <w:t>Website</w:t>
-            </w:r>
-            <w:proofErr w:type="gramEnd"/>
-            <w:r>
-              <w:rPr>
-                <w:lang w:val="en-US"/>
-              </w:rPr>
-              <w:t xml:space="preserve"> should support business goals and provide good user experience</w:t>
+            <w:r>
+              <w:rPr>
+                <w:lang w:val="en-NZ"/>
+              </w:rPr>
+              <w:t>Website should meet business requirements, remain professional and support users effectively.</w:t>
             </w:r>
           </w:p>
         </w:tc>
@@ -1037,7 +1029,13 @@
               <w:rPr>
                 <w:lang w:val="en-US"/>
               </w:rPr>
-              <w:t xml:space="preserve">Interface must be simple, clear and easy for users to navigate </w:t>
+              <w:t>Users should be able to navigate between pages easily with a clear interface design.</w:t>
+            </w:r>
+            <w:r>
+              <w:rPr>
+                <w:lang w:val="en-US"/>
+              </w:rPr>
+              <w:t xml:space="preserve"> </w:t>
             </w:r>
           </w:p>
         </w:tc>
@@ -1318,8 +1316,643 @@
           </w:p>
         </w:tc>
       </w:tr>
+      <w:tr>
+        <w:trPr>
+          <w:trHeight w:val="675"/>
+        </w:trPr>
+        <w:tc>
+          <w:tcPr>
+            <w:tcW w:w="1840" w:type="dxa"/>
+            <w:tcBorders>
+              <w:top w:val="single" w:sz="8" w:space="0" w:color="005697"/>
+              <w:left w:val="single" w:sz="8" w:space="0" w:color="005697"/>
+              <w:bottom w:val="single" w:sz="8" w:space="0" w:color="005697"/>
+              <w:right w:val="nil"/>
+            </w:tcBorders>
+            <w:tcMar>
+              <w:top w:w="72" w:type="dxa"/>
+              <w:left w:w="144" w:type="dxa"/>
+              <w:bottom w:w="72" w:type="dxa"/>
+              <w:right w:w="144" w:type="dxa"/>
+            </w:tcMar>
+          </w:tcPr>
+          <w:p>
+            <w:r>
+              <w:lastRenderedPageBreak/>
+              <w:t>Course Tutor</w:t>
+            </w:r>
+          </w:p>
+        </w:tc>
+        <w:tc>
+          <w:tcPr>
+            <w:tcW w:w="1840" w:type="dxa"/>
+            <w:tcBorders>
+              <w:top w:val="single" w:sz="8" w:space="0" w:color="005697"/>
+              <w:left w:val="nil"/>
+              <w:bottom w:val="single" w:sz="8" w:space="0" w:color="005697"/>
+              <w:right w:val="nil"/>
+            </w:tcBorders>
+            <w:tcMar>
+              <w:top w:w="72" w:type="dxa"/>
+              <w:left w:w="144" w:type="dxa"/>
+              <w:bottom w:w="72" w:type="dxa"/>
+              <w:right w:w="144" w:type="dxa"/>
+            </w:tcMar>
+          </w:tcPr>
+          <w:p>
+            <w:pPr>
+              <w:rPr>
+                <w:lang w:val="en-US"/>
+              </w:rPr>
+            </w:pPr>
+            <w:r>
+              <w:rPr>
+                <w:lang w:val="en-US"/>
+              </w:rPr>
+              <w:t>Assessor</w:t>
+            </w:r>
+          </w:p>
+        </w:tc>
+        <w:tc>
+          <w:tcPr>
+            <w:tcW w:w="1600" w:type="dxa"/>
+            <w:tcBorders>
+              <w:top w:val="single" w:sz="8" w:space="0" w:color="005697"/>
+              <w:left w:val="nil"/>
+              <w:bottom w:val="single" w:sz="8" w:space="0" w:color="005697"/>
+              <w:right w:val="nil"/>
+            </w:tcBorders>
+            <w:tcMar>
+              <w:top w:w="72" w:type="dxa"/>
+              <w:left w:w="144" w:type="dxa"/>
+              <w:bottom w:w="72" w:type="dxa"/>
+              <w:right w:w="144" w:type="dxa"/>
+            </w:tcMar>
+          </w:tcPr>
+          <w:p>
+            <w:pPr>
+              <w:rPr>
+                <w:lang w:val="en-US"/>
+              </w:rPr>
+            </w:pPr>
+            <w:r>
+              <w:rPr>
+                <w:lang w:val="en-US"/>
+              </w:rPr>
+              <w:t>Reviews project progress and grading</w:t>
+            </w:r>
+          </w:p>
+        </w:tc>
+        <w:tc>
+          <w:tcPr>
+            <w:tcW w:w="1060" w:type="dxa"/>
+            <w:tcBorders>
+              <w:top w:val="single" w:sz="8" w:space="0" w:color="005697"/>
+              <w:left w:val="nil"/>
+              <w:bottom w:val="single" w:sz="8" w:space="0" w:color="005697"/>
+              <w:right w:val="nil"/>
+            </w:tcBorders>
+            <w:tcMar>
+              <w:top w:w="72" w:type="dxa"/>
+              <w:left w:w="144" w:type="dxa"/>
+              <w:bottom w:w="72" w:type="dxa"/>
+              <w:right w:w="144" w:type="dxa"/>
+            </w:tcMar>
+          </w:tcPr>
+          <w:p>
+            <w:pPr>
+              <w:rPr>
+                <w:lang w:val="en-US"/>
+              </w:rPr>
+            </w:pPr>
+            <w:r>
+              <w:rPr>
+                <w:lang w:val="en-US"/>
+              </w:rPr>
+              <w:t>H</w:t>
+            </w:r>
+          </w:p>
+        </w:tc>
+        <w:tc>
+          <w:tcPr>
+            <w:tcW w:w="1400" w:type="dxa"/>
+            <w:tcBorders>
+              <w:top w:val="single" w:sz="8" w:space="0" w:color="005697"/>
+              <w:left w:val="nil"/>
+              <w:bottom w:val="single" w:sz="8" w:space="0" w:color="005697"/>
+              <w:right w:val="nil"/>
+            </w:tcBorders>
+            <w:tcMar>
+              <w:top w:w="72" w:type="dxa"/>
+              <w:left w:w="144" w:type="dxa"/>
+              <w:bottom w:w="72" w:type="dxa"/>
+              <w:right w:w="144" w:type="dxa"/>
+            </w:tcMar>
+          </w:tcPr>
+          <w:p>
+            <w:pPr>
+              <w:rPr>
+                <w:lang w:val="en-US"/>
+              </w:rPr>
+            </w:pPr>
+            <w:r>
+              <w:rPr>
+                <w:lang w:val="en-US"/>
+              </w:rPr>
+              <w:t>H</w:t>
+            </w:r>
+          </w:p>
+        </w:tc>
+        <w:tc>
+          <w:tcPr>
+            <w:tcW w:w="2980" w:type="dxa"/>
+            <w:tcBorders>
+              <w:top w:val="single" w:sz="8" w:space="0" w:color="005697"/>
+              <w:left w:val="nil"/>
+              <w:bottom w:val="single" w:sz="8" w:space="0" w:color="005697"/>
+              <w:right w:val="nil"/>
+            </w:tcBorders>
+            <w:tcMar>
+              <w:top w:w="72" w:type="dxa"/>
+              <w:left w:w="144" w:type="dxa"/>
+              <w:bottom w:w="72" w:type="dxa"/>
+              <w:right w:w="144" w:type="dxa"/>
+            </w:tcMar>
+          </w:tcPr>
+          <w:p>
+            <w:pPr>
+              <w:rPr>
+                <w:lang w:val="en-US"/>
+              </w:rPr>
+            </w:pPr>
+            <w:r>
+              <w:rPr>
+                <w:lang w:val="en-US"/>
+              </w:rPr>
+              <w:t>Project must meet assessment criteria and include proper documentation</w:t>
+            </w:r>
+          </w:p>
+        </w:tc>
+        <w:tc>
+          <w:tcPr>
+            <w:tcW w:w="2140" w:type="dxa"/>
+            <w:tcBorders>
+              <w:top w:val="single" w:sz="8" w:space="0" w:color="005697"/>
+              <w:left w:val="nil"/>
+              <w:bottom w:val="single" w:sz="8" w:space="0" w:color="005697"/>
+              <w:right w:val="single" w:sz="8" w:space="0" w:color="005697"/>
+            </w:tcBorders>
+            <w:tcMar>
+              <w:top w:w="72" w:type="dxa"/>
+              <w:left w:w="144" w:type="dxa"/>
+              <w:bottom w:w="72" w:type="dxa"/>
+              <w:right w:w="144" w:type="dxa"/>
+            </w:tcMar>
+          </w:tcPr>
+          <w:p>
+            <w:pPr>
+              <w:rPr>
+                <w:lang w:val="en-NZ"/>
+              </w:rPr>
+            </w:pPr>
+            <w:r>
+              <w:rPr>
+                <w:lang w:val="en-NZ"/>
+              </w:rPr>
+              <w:t>Moodle</w:t>
+            </w:r>
+          </w:p>
+        </w:tc>
+      </w:tr>
+      <w:tr>
+        <w:trPr>
+          <w:trHeight w:val="675"/>
+        </w:trPr>
+        <w:tc>
+          <w:tcPr>
+            <w:tcW w:w="1840" w:type="dxa"/>
+            <w:tcBorders>
+              <w:top w:val="single" w:sz="8" w:space="0" w:color="005697"/>
+              <w:left w:val="single" w:sz="8" w:space="0" w:color="005697"/>
+              <w:bottom w:val="single" w:sz="8" w:space="0" w:color="005697"/>
+              <w:right w:val="nil"/>
+            </w:tcBorders>
+            <w:tcMar>
+              <w:top w:w="72" w:type="dxa"/>
+              <w:left w:w="144" w:type="dxa"/>
+              <w:bottom w:w="72" w:type="dxa"/>
+              <w:right w:w="144" w:type="dxa"/>
+            </w:tcMar>
+          </w:tcPr>
+          <w:p>
+            <w:r>
+              <w:t>End Users</w:t>
+            </w:r>
+          </w:p>
+        </w:tc>
+        <w:tc>
+          <w:tcPr>
+            <w:tcW w:w="1840" w:type="dxa"/>
+            <w:tcBorders>
+              <w:top w:val="single" w:sz="8" w:space="0" w:color="005697"/>
+              <w:left w:val="nil"/>
+              <w:bottom w:val="single" w:sz="8" w:space="0" w:color="005697"/>
+              <w:right w:val="nil"/>
+            </w:tcBorders>
+            <w:tcMar>
+              <w:top w:w="72" w:type="dxa"/>
+              <w:left w:w="144" w:type="dxa"/>
+              <w:bottom w:w="72" w:type="dxa"/>
+              <w:right w:w="144" w:type="dxa"/>
+            </w:tcMar>
+          </w:tcPr>
+          <w:p>
+            <w:pPr>
+              <w:rPr>
+                <w:lang w:val="en-US"/>
+              </w:rPr>
+            </w:pPr>
+            <w:r>
+              <w:rPr>
+                <w:lang w:val="en-US"/>
+              </w:rPr>
+              <w:t>Customers</w:t>
+            </w:r>
+          </w:p>
+        </w:tc>
+        <w:tc>
+          <w:tcPr>
+            <w:tcW w:w="1600" w:type="dxa"/>
+            <w:tcBorders>
+              <w:top w:val="single" w:sz="8" w:space="0" w:color="005697"/>
+              <w:left w:val="nil"/>
+              <w:bottom w:val="single" w:sz="8" w:space="0" w:color="005697"/>
+              <w:right w:val="nil"/>
+            </w:tcBorders>
+            <w:tcMar>
+              <w:top w:w="72" w:type="dxa"/>
+              <w:left w:w="144" w:type="dxa"/>
+              <w:bottom w:w="72" w:type="dxa"/>
+              <w:right w:w="144" w:type="dxa"/>
+            </w:tcMar>
+          </w:tcPr>
+          <w:p>
+            <w:pPr>
+              <w:rPr>
+                <w:lang w:val="en-US"/>
+              </w:rPr>
+            </w:pPr>
+            <w:r>
+              <w:rPr>
+                <w:lang w:val="en-US"/>
+              </w:rPr>
+              <w:t>Use the website to browse products and orders</w:t>
+            </w:r>
+          </w:p>
+        </w:tc>
+        <w:tc>
+          <w:tcPr>
+            <w:tcW w:w="1060" w:type="dxa"/>
+            <w:tcBorders>
+              <w:top w:val="single" w:sz="8" w:space="0" w:color="005697"/>
+              <w:left w:val="nil"/>
+              <w:bottom w:val="single" w:sz="8" w:space="0" w:color="005697"/>
+              <w:right w:val="nil"/>
+            </w:tcBorders>
+            <w:tcMar>
+              <w:top w:w="72" w:type="dxa"/>
+              <w:left w:w="144" w:type="dxa"/>
+              <w:bottom w:w="72" w:type="dxa"/>
+              <w:right w:w="144" w:type="dxa"/>
+            </w:tcMar>
+          </w:tcPr>
+          <w:p>
+            <w:pPr>
+              <w:rPr>
+                <w:lang w:val="en-US"/>
+              </w:rPr>
+            </w:pPr>
+            <w:r>
+              <w:rPr>
+                <w:lang w:val="en-US"/>
+              </w:rPr>
+              <w:t>L</w:t>
+            </w:r>
+          </w:p>
+        </w:tc>
+        <w:tc>
+          <w:tcPr>
+            <w:tcW w:w="1400" w:type="dxa"/>
+            <w:tcBorders>
+              <w:top w:val="single" w:sz="8" w:space="0" w:color="005697"/>
+              <w:left w:val="nil"/>
+              <w:bottom w:val="single" w:sz="8" w:space="0" w:color="005697"/>
+              <w:right w:val="nil"/>
+            </w:tcBorders>
+            <w:tcMar>
+              <w:top w:w="72" w:type="dxa"/>
+              <w:left w:w="144" w:type="dxa"/>
+              <w:bottom w:w="72" w:type="dxa"/>
+              <w:right w:w="144" w:type="dxa"/>
+            </w:tcMar>
+          </w:tcPr>
+          <w:p>
+            <w:pPr>
+              <w:rPr>
+                <w:lang w:val="en-US"/>
+              </w:rPr>
+            </w:pPr>
+            <w:r>
+              <w:rPr>
+                <w:lang w:val="en-US"/>
+              </w:rPr>
+              <w:t>H</w:t>
+            </w:r>
+          </w:p>
+        </w:tc>
+        <w:tc>
+          <w:tcPr>
+            <w:tcW w:w="2980" w:type="dxa"/>
+            <w:tcBorders>
+              <w:top w:val="single" w:sz="8" w:space="0" w:color="005697"/>
+              <w:left w:val="nil"/>
+              <w:bottom w:val="single" w:sz="8" w:space="0" w:color="005697"/>
+              <w:right w:val="nil"/>
+            </w:tcBorders>
+            <w:tcMar>
+              <w:top w:w="72" w:type="dxa"/>
+              <w:left w:w="144" w:type="dxa"/>
+              <w:bottom w:w="72" w:type="dxa"/>
+              <w:right w:w="144" w:type="dxa"/>
+            </w:tcMar>
+          </w:tcPr>
+          <w:p>
+            <w:pPr>
+              <w:rPr>
+                <w:lang w:val="en-US"/>
+              </w:rPr>
+            </w:pPr>
+            <w:r>
+              <w:rPr>
+                <w:lang w:val="en-US"/>
+              </w:rPr>
+              <w:t>Website must be easy to navigate and responsive</w:t>
+            </w:r>
+          </w:p>
+        </w:tc>
+        <w:tc>
+          <w:tcPr>
+            <w:tcW w:w="2140" w:type="dxa"/>
+            <w:tcBorders>
+              <w:top w:val="single" w:sz="8" w:space="0" w:color="005697"/>
+              <w:left w:val="nil"/>
+              <w:bottom w:val="single" w:sz="8" w:space="0" w:color="005697"/>
+              <w:right w:val="single" w:sz="8" w:space="0" w:color="005697"/>
+            </w:tcBorders>
+            <w:tcMar>
+              <w:top w:w="72" w:type="dxa"/>
+              <w:left w:w="144" w:type="dxa"/>
+              <w:bottom w:w="72" w:type="dxa"/>
+              <w:right w:w="144" w:type="dxa"/>
+            </w:tcMar>
+          </w:tcPr>
+          <w:p>
+            <w:pPr>
+              <w:rPr>
+                <w:lang w:val="en-NZ"/>
+              </w:rPr>
+            </w:pPr>
+            <w:r>
+              <w:rPr>
+                <w:lang w:val="en-NZ"/>
+              </w:rPr>
+              <w:t>User testing/feedback forms</w:t>
+            </w:r>
+          </w:p>
+        </w:tc>
+      </w:tr>
+      <w:tr>
+        <w:trPr>
+          <w:trHeight w:val="675"/>
+        </w:trPr>
+        <w:tc>
+          <w:tcPr>
+            <w:tcW w:w="1840" w:type="dxa"/>
+            <w:tcBorders>
+              <w:top w:val="single" w:sz="8" w:space="0" w:color="005697"/>
+              <w:left w:val="single" w:sz="8" w:space="0" w:color="005697"/>
+              <w:bottom w:val="single" w:sz="8" w:space="0" w:color="005697"/>
+              <w:right w:val="nil"/>
+            </w:tcBorders>
+            <w:tcMar>
+              <w:top w:w="72" w:type="dxa"/>
+              <w:left w:w="144" w:type="dxa"/>
+              <w:bottom w:w="72" w:type="dxa"/>
+              <w:right w:w="144" w:type="dxa"/>
+            </w:tcMar>
+          </w:tcPr>
+          <w:p>
+            <w:r>
+              <w:t>GitHub Administrator</w:t>
+            </w:r>
+          </w:p>
+        </w:tc>
+        <w:tc>
+          <w:tcPr>
+            <w:tcW w:w="1840" w:type="dxa"/>
+            <w:tcBorders>
+              <w:top w:val="single" w:sz="8" w:space="0" w:color="005697"/>
+              <w:left w:val="nil"/>
+              <w:bottom w:val="single" w:sz="8" w:space="0" w:color="005697"/>
+              <w:right w:val="nil"/>
+            </w:tcBorders>
+            <w:tcMar>
+              <w:top w:w="72" w:type="dxa"/>
+              <w:left w:w="144" w:type="dxa"/>
+              <w:bottom w:w="72" w:type="dxa"/>
+              <w:right w:w="144" w:type="dxa"/>
+            </w:tcMar>
+          </w:tcPr>
+          <w:p>
+            <w:pPr>
+              <w:rPr>
+                <w:lang w:val="en-US"/>
+              </w:rPr>
+            </w:pPr>
+            <w:r>
+              <w:rPr>
+                <w:lang w:val="en-US"/>
+              </w:rPr>
+              <w:t>Repository Manager</w:t>
+            </w:r>
+          </w:p>
+        </w:tc>
+        <w:tc>
+          <w:tcPr>
+            <w:tcW w:w="1600" w:type="dxa"/>
+            <w:tcBorders>
+              <w:top w:val="single" w:sz="8" w:space="0" w:color="005697"/>
+              <w:left w:val="nil"/>
+              <w:bottom w:val="single" w:sz="8" w:space="0" w:color="005697"/>
+              <w:right w:val="nil"/>
+            </w:tcBorders>
+            <w:tcMar>
+              <w:top w:w="72" w:type="dxa"/>
+              <w:left w:w="144" w:type="dxa"/>
+              <w:bottom w:w="72" w:type="dxa"/>
+              <w:right w:w="144" w:type="dxa"/>
+            </w:tcMar>
+          </w:tcPr>
+          <w:p>
+            <w:pPr>
+              <w:rPr>
+                <w:lang w:val="en-US"/>
+              </w:rPr>
+            </w:pPr>
+            <w:r>
+              <w:rPr>
+                <w:lang w:val="en-US"/>
+              </w:rPr>
+              <w:t>Maintains repository access and version control</w:t>
+            </w:r>
+          </w:p>
+        </w:tc>
+        <w:tc>
+          <w:tcPr>
+            <w:tcW w:w="1060" w:type="dxa"/>
+            <w:tcBorders>
+              <w:top w:val="single" w:sz="8" w:space="0" w:color="005697"/>
+              <w:left w:val="nil"/>
+              <w:bottom w:val="single" w:sz="8" w:space="0" w:color="005697"/>
+              <w:right w:val="nil"/>
+            </w:tcBorders>
+            <w:tcMar>
+              <w:top w:w="72" w:type="dxa"/>
+              <w:left w:w="144" w:type="dxa"/>
+              <w:bottom w:w="72" w:type="dxa"/>
+              <w:right w:w="144" w:type="dxa"/>
+            </w:tcMar>
+          </w:tcPr>
+          <w:p>
+            <w:pPr>
+              <w:rPr>
+                <w:lang w:val="en-US"/>
+              </w:rPr>
+            </w:pPr>
+            <w:r>
+              <w:rPr>
+                <w:lang w:val="en-US"/>
+              </w:rPr>
+              <w:t>H</w:t>
+            </w:r>
+          </w:p>
+        </w:tc>
+        <w:tc>
+          <w:tcPr>
+            <w:tcW w:w="1400" w:type="dxa"/>
+            <w:tcBorders>
+              <w:top w:val="single" w:sz="8" w:space="0" w:color="005697"/>
+              <w:left w:val="nil"/>
+              <w:bottom w:val="single" w:sz="8" w:space="0" w:color="005697"/>
+              <w:right w:val="nil"/>
+            </w:tcBorders>
+            <w:tcMar>
+              <w:top w:w="72" w:type="dxa"/>
+              <w:left w:w="144" w:type="dxa"/>
+              <w:bottom w:w="72" w:type="dxa"/>
+              <w:right w:w="144" w:type="dxa"/>
+            </w:tcMar>
+          </w:tcPr>
+          <w:p>
+            <w:pPr>
+              <w:rPr>
+                <w:lang w:val="en-US"/>
+              </w:rPr>
+            </w:pPr>
+            <w:r>
+              <w:rPr>
+                <w:lang w:val="en-US"/>
+              </w:rPr>
+              <w:t>L</w:t>
+            </w:r>
+          </w:p>
+        </w:tc>
+        <w:tc>
+          <w:tcPr>
+            <w:tcW w:w="2980" w:type="dxa"/>
+            <w:tcBorders>
+              <w:top w:val="single" w:sz="8" w:space="0" w:color="005697"/>
+              <w:left w:val="nil"/>
+              <w:bottom w:val="single" w:sz="8" w:space="0" w:color="005697"/>
+              <w:right w:val="nil"/>
+            </w:tcBorders>
+            <w:tcMar>
+              <w:top w:w="72" w:type="dxa"/>
+              <w:left w:w="144" w:type="dxa"/>
+              <w:bottom w:w="72" w:type="dxa"/>
+              <w:right w:w="144" w:type="dxa"/>
+            </w:tcMar>
+          </w:tcPr>
+          <w:p>
+            <w:pPr>
+              <w:rPr>
+                <w:lang w:val="en-US"/>
+              </w:rPr>
+            </w:pPr>
+            <w:r>
+              <w:rPr>
+                <w:lang w:val="en-US"/>
+              </w:rPr>
+              <w:t xml:space="preserve">Repository must remain </w:t>
+            </w:r>
+            <w:proofErr w:type="spellStart"/>
+            <w:r>
+              <w:rPr>
+                <w:lang w:val="en-US"/>
+              </w:rPr>
+              <w:t>organised</w:t>
+            </w:r>
+            <w:proofErr w:type="spellEnd"/>
+            <w:r>
+              <w:rPr>
+                <w:lang w:val="en-US"/>
+              </w:rPr>
+              <w:t xml:space="preserve"> with correct commits and merges</w:t>
+            </w:r>
+          </w:p>
+        </w:tc>
+        <w:tc>
+          <w:tcPr>
+            <w:tcW w:w="2140" w:type="dxa"/>
+            <w:tcBorders>
+              <w:top w:val="single" w:sz="8" w:space="0" w:color="005697"/>
+              <w:left w:val="nil"/>
+              <w:bottom w:val="single" w:sz="8" w:space="0" w:color="005697"/>
+              <w:right w:val="single" w:sz="8" w:space="0" w:color="005697"/>
+            </w:tcBorders>
+            <w:tcMar>
+              <w:top w:w="72" w:type="dxa"/>
+              <w:left w:w="144" w:type="dxa"/>
+              <w:bottom w:w="72" w:type="dxa"/>
+              <w:right w:w="144" w:type="dxa"/>
+            </w:tcMar>
+          </w:tcPr>
+          <w:p>
+            <w:pPr>
+              <w:rPr>
+                <w:lang w:val="en-NZ"/>
+              </w:rPr>
+            </w:pPr>
+            <w:r>
+              <w:rPr>
+                <w:lang w:val="en-NZ"/>
+              </w:rPr>
+              <w:t>GitHub issues / commit tracking</w:t>
+            </w:r>
+          </w:p>
+        </w:tc>
+      </w:tr>
     </w:tbl>
-    <w:p/>
     <w:p/>
     <w:p>
       <w:r>
@@ -2448,6 +3081,7 @@
   <w:style w:type="character" w:default="1" w:styleId="DefaultParagraphFont">
     <w:name w:val="Default Paragraph Font"/>
     <w:uiPriority w:val="1"/>
+    <w:semiHidden/>
     <w:unhideWhenUsed/>
   </w:style>
   <w:style w:type="table" w:default="1" w:styleId="TableNormal">
